--- a/(e)CRF/Per visite/V1 - Baseline/Gezondheidseconomie/45_Gezondheidseconomisch dagboek.docx
+++ b/(e)CRF/Per visite/V1 - Baseline/Gezondheidseconomie/45_Gezondheidseconomisch dagboek.docx
@@ -6192,6 +6192,16 @@
     <w:p>
       <w:r>
         <w:br w:type="page"/>
+      </w:r>
+    </w:p>
+    <w:p>
+      <w:pPr/>
+      <w:r>
+        <w:rPr>
+          <w:i/>
+          <w:color w:val="00407A"/>
+        </w:rPr>
+        <w:t>Belangrijk: de onderdelen hieronder (Deel 2 t.e.m. Deel 7) vraagt u enkel in te vullen voor WEEK 1 van dit dagboek, als onderdeel van uw volledig overzicht bij de start van de studie. Vanaf week 2 tot en met week 13 gebruikt u hiervoor de aparte 2-wekelijkse dagboekjes (eCRF-document 45a: Gezondheidseconomisch dagboek, 2-wekelijks, maand 0–3), die u samen met dit dagboek meekreeg.</w:t>
       </w:r>
     </w:p>
     <w:p>
